--- a/public/templates/purchase-contract-template.docx
+++ b/public/templates/purchase-contract-template.docx
@@ -190,54 +190,8 @@
           <w:szCs w:val="26"/>
         </w:rPr>
       </w:pPr>
-      <w:proofErr w:type="spellStart"/>
-      <w:r>
-        <w:rPr>
-          <w:rFonts w:ascii="Times New Roman" w:hAnsi="Times New Roman"/>
-          <w:i/>
-          <w:sz w:val="26"/>
-          <w:szCs w:val="26"/>
-        </w:rPr>
-        <w:t>Số</w:t>
-      </w:r>
-      <w:proofErr w:type="spellEnd"/>
-      <w:r>
-        <w:rPr>
-          <w:rFonts w:ascii="Times New Roman" w:hAnsi="Times New Roman"/>
-          <w:i/>
-          <w:sz w:val="26"/>
-          <w:szCs w:val="26"/>
-        </w:rPr>
-        <w:t xml:space="preserve">: </w:t>
-      </w:r>
-      <w:r>
-        <w:rPr>
-          <w:rFonts w:ascii="Times New Roman" w:hAnsi="Times New Roman"/>
-          <w:i/>
-          <w:sz w:val="26"/>
-          <w:szCs w:val="26"/>
-        </w:rPr>
-        <w:t>……</w:t>
-      </w:r>
-      <w:proofErr w:type="gramStart"/>
-      <w:r>
-        <w:rPr>
-          <w:rFonts w:ascii="Times New Roman" w:hAnsi="Times New Roman"/>
-          <w:i/>
-          <w:sz w:val="26"/>
-          <w:szCs w:val="26"/>
-        </w:rPr>
-        <w:t>…./</w:t>
-      </w:r>
-      <w:proofErr w:type="gramEnd"/>
-      <w:r>
-        <w:rPr>
-          <w:rFonts w:ascii="Times New Roman" w:hAnsi="Times New Roman"/>
-          <w:i/>
-          <w:sz w:val="26"/>
-          <w:szCs w:val="26"/>
-        </w:rPr>
-        <w:t>HĐMB/CLTV</w:t>
+      <w:r>
+        <w:t xml:space="preserve">Số: {{contract_no}}</w:t>
       </w:r>
     </w:p>
     <w:p>
